--- a/output/투자계약서 체크리스트 및 의무기재사항확인서_타스글로벌.docx
+++ b/output/투자계약서 체크리스트 및 의무기재사항확인서_타스글로벌.docx
@@ -2298,6 +2298,14 @@
                 <w:color w:val="auto"/>
                 <w:highlight w:val="yellow"/>
               </w:rPr>
+            </w:r>
+            <w:r>
+              <w:rPr>
+                <w:color w:val="FF0000"/>
+                <w:sz w:val="16"/>
+              </w:rPr>
+              <w:br/>
+              <w:t>⚠ 불일치: 투심보고서=1,000,711,000원, 투자계약서=31,000,434711,000원. 확인 필요.</w:t>
             </w:r>
           </w:p>
         </w:tc>

--- a/output/투자계약서 체크리스트 및 의무기재사항확인서_타스글로벌.docx
+++ b/output/투자계약서 체크리스트 및 의무기재사항확인서_타스글로벌.docx
@@ -1790,7 +1790,6 @@
                 <w:szCs w:val="20"/>
                 <w:highlight w:val="yellow"/>
               </w:rPr>
-              <w:t>1.49%</w:t>
             </w:r>
             <w:r>
               <w:rPr>
@@ -1852,7 +1851,7 @@
                 <w:szCs w:val="20"/>
                 <w:highlight w:val="yellow"/>
               </w:rPr>
-              <w:t>부산광역시 강서구 생곡로 189번길 23</w:t>
+              <w:t>부산광역시 강서구 생곡로 189번길 23(생곡동)</w:t>
             </w:r>
             <w:r>
               <w:rPr>
@@ -2290,22 +2289,14 @@
                 <w:color w:val="auto"/>
                 <w:highlight w:val="yellow"/>
               </w:rPr>
-              <w:t>31,000,434711,000원</w:t>
-            </w:r>
-            <w:r>
-              <w:rPr>
-                <w:rFonts w:asciiTheme="majorHAnsi" w:eastAsiaTheme="majorHAnsi" w:hAnsiTheme="majorHAnsi" w:cs="굴림"/>
-                <w:color w:val="auto"/>
-                <w:highlight w:val="yellow"/>
-              </w:rPr>
-            </w:r>
-            <w:r>
-              <w:rPr>
-                <w:color w:val="FF0000"/>
-                <w:sz w:val="16"/>
-              </w:rPr>
-              <w:br/>
-              <w:t>⚠ 불일치: 투심보고서=1,000,711,000원, 투자계약서=31,000,434711,000원. 확인 필요.</w:t>
+              <w:t>1,000,711,000원</w:t>
+            </w:r>
+            <w:r>
+              <w:rPr>
+                <w:rFonts w:asciiTheme="majorHAnsi" w:eastAsiaTheme="majorHAnsi" w:hAnsiTheme="majorHAnsi" w:cs="굴림"/>
+                <w:color w:val="auto"/>
+                <w:highlight w:val="yellow"/>
+              </w:rPr>
             </w:r>
           </w:p>
         </w:tc>
@@ -2684,7 +2675,7 @@
                 <w:color w:val="auto"/>
                 <w:highlight w:val="yellow"/>
               </w:rPr>
-              <w:t>1,766589주</w:t>
+              <w:t>589주</w:t>
             </w:r>
             <w:r>
               <w:rPr>
@@ -2809,7 +2800,6 @@
                 <w:color w:val="auto"/>
                 <w:highlight w:val="yellow"/>
               </w:rPr>
-              <w:t>1.49%</w:t>
             </w:r>
             <w:r>
               <w:rPr>
@@ -2934,6 +2924,15 @@
                 <w:color w:val="auto"/>
                 <w:highlight w:val="yellow"/>
               </w:rPr>
+              <w:t>존속기간: 10년</w:t>
+              <w:br/>
+              <w:t>상환조건: 투자 3년후부터 연복리 5%로 상환청구가능</w:t>
+              <w:br/>
+              <w:t>전환조건: 발행일 익일부터 만기까지, 존속기간 이후 보통주 자동 전환, 우선주 1주당 보통주 1주로 전환</w:t>
+              <w:br/>
+              <w:t>Refixing: IPO/M&amp;A 70%, 투자단가 이하 유상증자 등</w:t>
+              <w:br/>
+              <w:t>이해관계인의 주식 처분시 투자자의 우선매수권, 공동매도참여권</w:t>
             </w:r>
             <w:r>
               <w:rPr>
@@ -3148,7 +3147,7 @@
                 <w:color w:val="FF0000"/>
                 <w:highlight w:val="yellow"/>
               </w:rPr>
-              <w:t>운용자금(해외 진출용 로봇 제작비용 포함)</w:t>
+              <w:t>로봇제작 및 운전자금(해외진출용 로봇추가제작 및 일반적 운용자금 등)</w:t>
             </w:r>
             <w:r>
               <w:rPr>
@@ -3295,6 +3294,11 @@
                 <w:color w:val="auto"/>
                 <w:highlight w:val="yellow"/>
               </w:rPr>
+              <w:t>주식매수청구권 : 투자원금 및 연 12%</w:t>
+              <w:br/>
+              <w:t>위약벌 : 투자원금의 12%</w:t>
+              <w:br/>
+              <w:t>지연배상금 : 실제 지급일까지 연 12%</w:t>
             </w:r>
             <w:proofErr w:type="gramEnd"/>
             <w:r>
@@ -5727,7 +5731,7 @@
                 <w:szCs w:val="18"/>
                 <w:highlight w:val="yellow"/>
               </w:rPr>
-              <w:t>31,000,434711,000원</w:t>
+              <w:t>1,000,711,000원</w:t>
             </w:r>
             <w:r>
               <w:rPr>
